--- a/output/srs/SRS-ระบบประกันรายได้-SBP-Mall-v1.0.docx
+++ b/output/srs/SRS-ระบบประกันรายได้-SBP-Mall-v1.0.docx
@@ -1449,7 +1449,7 @@
           <w:rFonts w:ascii="Cordia New" w:hAnsi="Cordia New" w:eastAsia="Cordia New"/>
           <w:sz w:val="28"/>
         </w:rPr>
-        <w:t>ขอบเขตของเอกสารฉบับนี้ครอบคลุมเฉพาะ เมนูกลุ่ม “ระบบประกันรายได้ (SBP Mall)” ซึ่งเป็นเมนูที่ผู้ใช้งานทั่วไปเข้าใช้ทุกวัน จำนวน 7 หน้าจอ ส่วนเมนูกลุ่มผู้ดูแลระบบ (ตั้งค่าระบบ, Batch Job, Email Template) และหน้าเอกสารออกแบบภายใน ไม่อยู่ในขอบเขตของเอกสารฉบับนี้</w:t>
+        <w:t>ขอบเขตของเอกสารฉบับนี้ครอบคลุมเฉพาะ เมนูกลุ่ม “ระบบประกันรายได้ (SBP Mall)” ซึ่งเป็นเมนูที่ผู้ใช้งานทั่วไปเข้าใช้ทุกวัน จำนวน 7 หน้าจอ ส่วนหน้าเอกสารออกแบบภายใน (Flow / Database / Plan) ไม่อยู่ในขอบเขตของเอกสารฉบับนี้ และเมนูกลุ่มผู้ดูแลระบบไม่มีแล้ว - หน้าตั้งค่าระบบ (Global Config) กับ Email Template ถูกยกเลิกทั้งฟีเจอร์ โดยไปใช้ของระบบ SBP เดิม ส่วนหน้า Batch Job พักไว้ก่อน ไม่ทำในเฟสนี้</w:t>
       </w:r>
     </w:p>
     <w:p>

--- a/output/srs/SRS-ระบบประกันรายได้-SBP-Mall-v1.0.docx
+++ b/output/srs/SRS-ระบบประกันรายได้-SBP-Mall-v1.0.docx
@@ -3074,7 +3074,7 @@
                 <w:b w:val="0"/>
                 <w:sz w:val="21"/>
               </w:rPr>
-              <w:t>อนุมัติเงินชดเชยไม่เกิน 50,000 บาทต่อรายการ ถ้าเกินต้องส่งต่อ</w:t>
+              <w:t>อนุมัติเงินชดเชยที่ต่ำกว่า 100,000 บาทต่อรายการ ถ้าตั้งแต่ 100,000 ขึ้นไปต้องส่งต่อ</w:t>
             </w:r>
           </w:p>
         </w:tc>
@@ -3160,7 +3160,7 @@
                 <w:b w:val="0"/>
                 <w:sz w:val="21"/>
               </w:rPr>
-              <w:t>อนุมัติเงินชดเชยในช่วง 50,001-300,000 บาทต่อรายการ</w:t>
+              <w:t>อนุมัติเงินชดเชยในช่วง &gt;= 100,000 บาทต่อรายการ</w:t>
             </w:r>
           </w:p>
         </w:tc>
@@ -3715,7 +3715,7 @@
           <w:rFonts w:ascii="Cordia New" w:hAnsi="Cordia New" w:eastAsia="Cordia New"/>
           <w:sz w:val="28"/>
         </w:rPr>
-        <w:t>เมื่อถึงขั้นอนุมัติ ระบบตรวจวงเงิน หากไม่เกิน 50,000 บาท เอกสารจบที่ GM ส่งเสริมธุรกิจ SBP แต่ถ้าอยู่ในช่วง 50,001-300,000 บาท ต้องผ่านผู้บริหารสำนักบริหาร SBP ก่อนจึงจะจบ</w:t>
+        <w:t>เมื่อถึงขั้นอนุมัติ ระบบตรวจวงเงิน หากต่ำกว่า 100,000 บาท เอกสารจบที่ GM ส่งเสริมธุรกิจ SBP แต่ถ้าตั้งแต่ 100,000 บาท ต้องผ่านผู้บริหารสำนักบริหาร SBP ก่อนจึงจะจบ</w:t>
       </w:r>
     </w:p>
     <w:p>
@@ -5368,7 +5368,7 @@
                 <w:b w:val="0"/>
                 <w:sz w:val="21"/>
               </w:rPr>
-              <w:t>เห็นควรชดเชย ยอดไม่เกิน 50,000 บาท</w:t>
+              <w:t>เห็นควรชดเชย ยอดต่ำกว่า 100,000 บาท</w:t>
             </w:r>
           </w:p>
         </w:tc>
@@ -5454,7 +5454,7 @@
                 <w:b w:val="0"/>
                 <w:sz w:val="21"/>
               </w:rPr>
-              <w:t>เห็นควรชดเชย ยอด 50,001-300,000 บาท</w:t>
+              <w:t>เห็นควรชดเชย ยอด &gt;= 100,000 บาท</w:t>
             </w:r>
           </w:p>
         </w:tc>
@@ -10818,7 +10818,7 @@
                 <w:b w:val="0"/>
                 <w:sz w:val="21"/>
               </w:rPr>
-              <w:t>ฉบับแรกของเมนูกลุ่ม ระบบประกันรายได้ (SBP Mall) - ยึดโครงจาก SRS ประกันรายได้ K2 เวอร์ชัน 3.1 เพิ่มหน้าจอกำหนดรายชื่อคู่แข่ง เปลี่ยนภาพหน้าจอทั้งหมดเป็นภาพจากระบบใหม่ เพิ่มภาพหน้าต่างและข้อความแจ้งเตือน ปรับรูปลำดับการทำงานใหม่เป็น 3 ระยะ ปรับวงเงินอนุมัติเป็น 50,000 และ 300,000 บาท และตัดขั้นตอนอนุมัติของบัญชีออกจากเอกสาร</w:t>
+              <w:t>ฉบับแรกของเมนูกลุ่ม ระบบประกันรายได้ (SBP Mall) - ยึดโครงจาก SRS ประกันรายได้ K2 เวอร์ชัน 3.1 เพิ่มหน้าจอกำหนดรายชื่อคู่แข่ง เปลี่ยนภาพหน้าจอทั้งหมดเป็นภาพจากระบบใหม่ เพิ่มภาพหน้าต่างและข้อความแจ้งเตือน ปรับรูปลำดับการทำงานใหม่เป็น 3 ระยะ คงวงเงินอนุมัติเกณฑ์เดียว 100,000 บาท (มติ 2026-08-18 ยกเลิกแนวคิด 50,000/300,000) และตัดขั้นตอนอนุมัติของบัญชีออกจากเอกสาร</w:t>
             </w:r>
           </w:p>
         </w:tc>

--- a/output/srs/SRS-ระบบประกันรายได้-SBP-Mall-v1.0.docx
+++ b/output/srs/SRS-ระบบประกันรายได้-SBP-Mall-v1.0.docx
@@ -4965,7 +4965,7 @@
                 <w:b w:val="0"/>
                 <w:sz w:val="21"/>
               </w:rPr>
-              <w:t>ข้ามขั้นคำนวณ ไปที่หน่วยงานส่งเสริมธุรกิจ SBP ทันที ใช้เมื่อยอดที่ระบบคำนวณถูกต้องแล้ว</w:t>
+              <w:t>ข้ามขั้นคำนวณ ไปที่หน่วยงานส่งเสริมธุรกิจ SBP ทันที ใช้เมื่อทราบยอดเงินชดเชยจากเจ้าหน้าที่ SBP DSA แล้ว (SDD สไลด์ 21)</w:t>
             </w:r>
           </w:p>
         </w:tc>

--- a/output/srs/SRS-ระบบประกันรายได้-SBP-Mall-v1.0.docx
+++ b/output/srs/SRS-ระบบประกันรายได้-SBP-Mall-v1.0.docx
@@ -29,7 +29,7 @@
           <w:b/>
           <w:sz w:val="40"/>
         </w:rPr>
-        <w:t>ระบบประกันรายได้ SBPGI</w:t>
+        <w:t>ระบบประกันรายได้ SGI</w:t>
       </w:r>
     </w:p>
     <w:p>
@@ -374,7 +374,7 @@
                 <w:b w:val="0"/>
                 <w:sz w:val="22"/>
               </w:rPr>
-              <w:t>SBPGI Project Team</w:t>
+              <w:t>SGI Project Team</w:t>
             </w:r>
           </w:p>
         </w:tc>
@@ -396,7 +396,7 @@
                 <w:b w:val="0"/>
                 <w:sz w:val="22"/>
               </w:rPr>
-              <w:t>Initial integrated SBPGI baseline for SBP Mall scope, internal workflow, batch, API and operational requirements</w:t>
+              <w:t>Initial integrated SGI baseline for SBP Mall scope, internal workflow, batch, API and operational requirements</w:t>
             </w:r>
           </w:p>
         </w:tc>
@@ -5024,7 +5024,7 @@
                 <w:b w:val="0"/>
                 <w:sz w:val="21"/>
               </w:rPr>
-              <w:t>คำนวณเงินชดเชยเรียบร้อย</w:t>
+              <w:t>คำนวณเงินชดเชยเรียบร้อย (ตัวเลือกเดียวของขั้นนี้)</w:t>
             </w:r>
           </w:p>
         </w:tc>
@@ -5051,93 +5051,7 @@
                 <w:b w:val="0"/>
                 <w:sz w:val="21"/>
               </w:rPr>
-              <w:t>รอหน่วยงานส่งเสริมธุรกิจ SBP ดำเนินการ</w:t>
-            </w:r>
-          </w:p>
-        </w:tc>
-      </w:tr>
-      <w:tr>
-        <w:trPr>
-          <w:cantSplit/>
-        </w:trPr>
-        <w:tc>
-          <w:tcPr>
-            <w:tcW w:type="dxa" w:w="2381"/>
-            <w:vAlign w:val="center"/>
-            <w:tcMar>
-              <w:top w:w="80" w:type="dxa"/>
-              <w:start w:w="90" w:type="dxa"/>
-              <w:bottom w:w="80" w:type="dxa"/>
-              <w:end w:w="90" w:type="dxa"/>
-            </w:tcMar>
-          </w:tcPr>
-          <w:p>
-            <w:pPr>
-              <w:keepLines/>
-              <w:widowControl/>
-              <w:spacing w:after="0"/>
-            </w:pPr>
-            <w:r>
-              <w:rPr>
-                <w:rFonts w:ascii="Cordia New" w:hAnsi="Cordia New" w:eastAsia="Cordia New"/>
-                <w:b w:val="0"/>
-                <w:sz w:val="21"/>
-              </w:rPr>
-              <w:t>เจ้าหน้าที่ SBP DSA</w:t>
-            </w:r>
-          </w:p>
-        </w:tc>
-        <w:tc>
-          <w:tcPr>
-            <w:tcW w:type="dxa" w:w="3373"/>
-            <w:vAlign w:val="center"/>
-            <w:tcMar>
-              <w:top w:w="80" w:type="dxa"/>
-              <w:start w:w="90" w:type="dxa"/>
-              <w:bottom w:w="80" w:type="dxa"/>
-              <w:end w:w="90" w:type="dxa"/>
-            </w:tcMar>
-          </w:tcPr>
-          <w:p>
-            <w:pPr>
-              <w:keepLines/>
-              <w:widowControl/>
-              <w:spacing w:after="0"/>
-            </w:pPr>
-            <w:r>
-              <w:rPr>
-                <w:rFonts w:ascii="Cordia New" w:hAnsi="Cordia New" w:eastAsia="Cordia New"/>
-                <w:b w:val="0"/>
-                <w:sz w:val="21"/>
-              </w:rPr>
-              <w:t>ส่งกลับฝ่าย SBP DSA</w:t>
-            </w:r>
-          </w:p>
-        </w:tc>
-        <w:tc>
-          <w:tcPr>
-            <w:tcW w:type="dxa" w:w="4166"/>
-            <w:vAlign w:val="center"/>
-            <w:tcMar>
-              <w:top w:w="80" w:type="dxa"/>
-              <w:start w:w="90" w:type="dxa"/>
-              <w:bottom w:w="80" w:type="dxa"/>
-              <w:end w:w="90" w:type="dxa"/>
-            </w:tcMar>
-          </w:tcPr>
-          <w:p>
-            <w:pPr>
-              <w:keepLines/>
-              <w:widowControl/>
-              <w:spacing w:after="0"/>
-            </w:pPr>
-            <w:r>
-              <w:rPr>
-                <w:rFonts w:ascii="Cordia New" w:hAnsi="Cordia New" w:eastAsia="Cordia New"/>
-                <w:b w:val="0"/>
-                <w:sz w:val="21"/>
-              </w:rPr>
-              <w:t>รอฝ่าย SBP DSA ดำเนินการ</w:t>
+              <w:t>รอฝ่าย SBP DSA ดำเนินการ - ส่งยอดกลับให้ฝ่าย SBP DSA เป็นผู้ส่งต่อ (มติ 2026-09-01)</w:t>
             </w:r>
           </w:p>
         </w:tc>
@@ -5658,6 +5572,92 @@
           </w:p>
         </w:tc>
       </w:tr>
+      <w:tr>
+        <w:trPr>
+          <w:cantSplit/>
+        </w:trPr>
+        <w:tc>
+          <w:tcPr>
+            <w:tcW w:type="dxa" w:w="2381"/>
+            <w:vAlign w:val="center"/>
+            <w:tcMar>
+              <w:top w:w="80" w:type="dxa"/>
+              <w:start w:w="90" w:type="dxa"/>
+              <w:bottom w:w="80" w:type="dxa"/>
+              <w:end w:w="90" w:type="dxa"/>
+            </w:tcMar>
+          </w:tcPr>
+          <w:p>
+            <w:pPr>
+              <w:keepLines/>
+              <w:widowControl/>
+              <w:spacing w:after="0"/>
+            </w:pPr>
+            <w:r>
+              <w:rPr>
+                <w:rFonts w:ascii="Cordia New" w:hAnsi="Cordia New" w:eastAsia="Cordia New"/>
+                <w:b w:val="0"/>
+                <w:sz w:val="21"/>
+              </w:rPr>
+              <w:t>ทุกขั้นที่มีปุ่มส่งกลับ</w:t>
+            </w:r>
+          </w:p>
+        </w:tc>
+        <w:tc>
+          <w:tcPr>
+            <w:tcW w:type="dxa" w:w="3373"/>
+            <w:vAlign w:val="center"/>
+            <w:tcMar>
+              <w:top w:w="80" w:type="dxa"/>
+              <w:start w:w="90" w:type="dxa"/>
+              <w:bottom w:w="80" w:type="dxa"/>
+              <w:end w:w="90" w:type="dxa"/>
+            </w:tcMar>
+          </w:tcPr>
+          <w:p>
+            <w:pPr>
+              <w:keepLines/>
+              <w:widowControl/>
+              <w:spacing w:after="0"/>
+            </w:pPr>
+            <w:r>
+              <w:rPr>
+                <w:rFonts w:ascii="Cordia New" w:hAnsi="Cordia New" w:eastAsia="Cordia New"/>
+                <w:b w:val="0"/>
+                <w:sz w:val="21"/>
+              </w:rPr>
+              <w:t>ส่งกลับฝ่าย SBP DSA</w:t>
+            </w:r>
+          </w:p>
+        </w:tc>
+        <w:tc>
+          <w:tcPr>
+            <w:tcW w:type="dxa" w:w="4166"/>
+            <w:vAlign w:val="center"/>
+            <w:tcMar>
+              <w:top w:w="80" w:type="dxa"/>
+              <w:start w:w="90" w:type="dxa"/>
+              <w:bottom w:w="80" w:type="dxa"/>
+              <w:end w:w="90" w:type="dxa"/>
+            </w:tcMar>
+          </w:tcPr>
+          <w:p>
+            <w:pPr>
+              <w:keepLines/>
+              <w:widowControl/>
+              <w:spacing w:after="0"/>
+            </w:pPr>
+            <w:r>
+              <w:rPr>
+                <w:rFonts w:ascii="Cordia New" w:hAnsi="Cordia New" w:eastAsia="Cordia New"/>
+                <w:b w:val="0"/>
+                <w:sz w:val="21"/>
+              </w:rPr>
+              <w:t>รอฝ่าย SBP DSA ดำเนินการ - ส่งกลับมาที่ฝ่าย SBP DSA เสมอ (มติ 2026-09-01)</w:t>
+            </w:r>
+          </w:p>
+        </w:tc>
+      </w:tr>
     </w:tbl>
     <w:p>
       <w:pPr>
@@ -5678,7 +5678,7 @@
           <w:rFonts w:ascii="Cordia New" w:hAnsi="Cordia New" w:eastAsia="Cordia New"/>
           <w:sz w:val="27"/>
         </w:rPr>
-        <w:t>ทุกขั้นตอนมีทางเลือก ส่งกลับ เพื่อให้ขั้นก่อนหน้าแก้ไขข้อมูล และทุกครั้งที่สถานะเปลี่ยน ระบบจะส่งอีเมลแจ้งผู้ที่ต้องดำเนินการลำดับถัดไปโดยอัตโนมัติ</w:t>
+        <w:t>ทุกขั้นตอนมีทางเลือก ส่งกลับ เพื่อให้แก้ไขข้อมูล โดยส่งกลับมาที่ฝ่าย SBP DSA เสมอ (มติ 2026-09-01) และทุกครั้งที่สถานะเปลี่ยน ระบบจะส่งอีเมลแจ้งผู้ที่ต้องดำเนินการลำดับถัดไปโดยอัตโนมัติ</w:t>
       </w:r>
     </w:p>
     <w:p>
@@ -5713,7 +5713,7 @@
       <w:r>
         <w:drawing>
           <wp:inline xmlns:a="http://schemas.openxmlformats.org/drawingml/2006/main" xmlns:pic="http://schemas.openxmlformats.org/drawingml/2006/picture">
-            <wp:extent cx="6120000" cy="5095750"/>
+            <wp:extent cx="6120000" cy="5682250"/>
             <wp:docPr id="5" name="Picture 5"/>
             <wp:cNvGraphicFramePr>
               <a:graphicFrameLocks noChangeAspect="1"/>
@@ -5734,7 +5734,7 @@
                   <pic:spPr>
                     <a:xfrm>
                       <a:off x="0" y="0"/>
-                      <a:ext cx="6120000" cy="5095750"/>
+                      <a:ext cx="6120000" cy="5682250"/>
                     </a:xfrm>
                     <a:prstGeom prst="rect"/>
                   </pic:spPr>
@@ -5755,7 +5755,7 @@
           <w:rFonts w:ascii="Cordia New" w:hAnsi="Cordia New" w:eastAsia="Cordia New"/>
           <w:sz w:val="22"/>
         </w:rPr>
-        <w:t>รูปที่ 4: รูปที่ 4 แผนผังการพิจารณาเอกสารประกันรายได้ทั้งกระบวนการ - ส่วนที่ 1/4</w:t>
+        <w:t>รูปที่ 4: รูปที่ 4 แผนผังการพิจารณาเอกสารประกันรายได้ทั้งกระบวนการ - ส่วนที่ 1/7</w:t>
       </w:r>
     </w:p>
     <w:p>
@@ -5766,7 +5766,7 @@
       <w:r>
         <w:drawing>
           <wp:inline xmlns:a="http://schemas.openxmlformats.org/drawingml/2006/main" xmlns:pic="http://schemas.openxmlformats.org/drawingml/2006/picture">
-            <wp:extent cx="6120000" cy="5095750"/>
+            <wp:extent cx="6120000" cy="5682250"/>
             <wp:docPr id="6" name="Picture 6"/>
             <wp:cNvGraphicFramePr>
               <a:graphicFrameLocks noChangeAspect="1"/>
@@ -5787,7 +5787,7 @@
                   <pic:spPr>
                     <a:xfrm>
                       <a:off x="0" y="0"/>
-                      <a:ext cx="6120000" cy="5095750"/>
+                      <a:ext cx="6120000" cy="5682250"/>
                     </a:xfrm>
                     <a:prstGeom prst="rect"/>
                   </pic:spPr>
@@ -5808,7 +5808,7 @@
           <w:rFonts w:ascii="Cordia New" w:hAnsi="Cordia New" w:eastAsia="Cordia New"/>
           <w:sz w:val="22"/>
         </w:rPr>
-        <w:t>รูปที่ 5: รูปที่ 4 แผนผังการพิจารณาเอกสารประกันรายได้ทั้งกระบวนการ - ส่วนที่ 2/4</w:t>
+        <w:t>รูปที่ 5: รูปที่ 4 แผนผังการพิจารณาเอกสารประกันรายได้ทั้งกระบวนการ - ส่วนที่ 2/7</w:t>
       </w:r>
     </w:p>
     <w:p>
@@ -5819,7 +5819,7 @@
       <w:r>
         <w:drawing>
           <wp:inline xmlns:a="http://schemas.openxmlformats.org/drawingml/2006/main" xmlns:pic="http://schemas.openxmlformats.org/drawingml/2006/picture">
-            <wp:extent cx="6120000" cy="5095750"/>
+            <wp:extent cx="6120000" cy="5682250"/>
             <wp:docPr id="7" name="Picture 7"/>
             <wp:cNvGraphicFramePr>
               <a:graphicFrameLocks noChangeAspect="1"/>
@@ -5840,7 +5840,7 @@
                   <pic:spPr>
                     <a:xfrm>
                       <a:off x="0" y="0"/>
-                      <a:ext cx="6120000" cy="5095750"/>
+                      <a:ext cx="6120000" cy="5682250"/>
                     </a:xfrm>
                     <a:prstGeom prst="rect"/>
                   </pic:spPr>
@@ -5861,7 +5861,7 @@
           <w:rFonts w:ascii="Cordia New" w:hAnsi="Cordia New" w:eastAsia="Cordia New"/>
           <w:sz w:val="22"/>
         </w:rPr>
-        <w:t>รูปที่ 6: รูปที่ 4 แผนผังการพิจารณาเอกสารประกันรายได้ทั้งกระบวนการ - ส่วนที่ 3/4</w:t>
+        <w:t>รูปที่ 6: รูปที่ 4 แผนผังการพิจารณาเอกสารประกันรายได้ทั้งกระบวนการ - ส่วนที่ 3/7</w:t>
       </w:r>
     </w:p>
     <w:p>
@@ -5872,7 +5872,7 @@
       <w:r>
         <w:drawing>
           <wp:inline xmlns:a="http://schemas.openxmlformats.org/drawingml/2006/main" xmlns:pic="http://schemas.openxmlformats.org/drawingml/2006/picture">
-            <wp:extent cx="6120000" cy="5095750"/>
+            <wp:extent cx="6120000" cy="5682250"/>
             <wp:docPr id="8" name="Picture 8"/>
             <wp:cNvGraphicFramePr>
               <a:graphicFrameLocks noChangeAspect="1"/>
@@ -5893,7 +5893,7 @@
                   <pic:spPr>
                     <a:xfrm>
                       <a:off x="0" y="0"/>
-                      <a:ext cx="6120000" cy="5095750"/>
+                      <a:ext cx="6120000" cy="5682250"/>
                     </a:xfrm>
                     <a:prstGeom prst="rect"/>
                   </pic:spPr>
@@ -5914,7 +5914,166 @@
           <w:rFonts w:ascii="Cordia New" w:hAnsi="Cordia New" w:eastAsia="Cordia New"/>
           <w:sz w:val="22"/>
         </w:rPr>
-        <w:t>รูปที่ 7: รูปที่ 4 แผนผังการพิจารณาเอกสารประกันรายได้ทั้งกระบวนการ - ส่วนที่ 4/4</w:t>
+        <w:t>รูปที่ 7: รูปที่ 4 แผนผังการพิจารณาเอกสารประกันรายได้ทั้งกระบวนการ - ส่วนที่ 4/7</w:t>
+      </w:r>
+    </w:p>
+    <w:p>
+      <w:pPr>
+        <w:keepNext/>
+        <w:jc w:val="center"/>
+      </w:pPr>
+      <w:r>
+        <w:drawing>
+          <wp:inline xmlns:a="http://schemas.openxmlformats.org/drawingml/2006/main" xmlns:pic="http://schemas.openxmlformats.org/drawingml/2006/picture">
+            <wp:extent cx="6120000" cy="5682250"/>
+            <wp:docPr id="9" name="Picture 9"/>
+            <wp:cNvGraphicFramePr>
+              <a:graphicFrameLocks noChangeAspect="1"/>
+            </wp:cNvGraphicFramePr>
+            <a:graphic>
+              <a:graphicData uri="http://schemas.openxmlformats.org/drawingml/2006/picture">
+                <pic:pic>
+                  <pic:nvPicPr>
+                    <pic:cNvPr id="0" name="k2-flow-05.png"/>
+                    <pic:cNvPicPr/>
+                  </pic:nvPicPr>
+                  <pic:blipFill>
+                    <a:blip r:embed="rId19"/>
+                    <a:stretch>
+                      <a:fillRect/>
+                    </a:stretch>
+                  </pic:blipFill>
+                  <pic:spPr>
+                    <a:xfrm>
+                      <a:off x="0" y="0"/>
+                      <a:ext cx="6120000" cy="5682250"/>
+                    </a:xfrm>
+                    <a:prstGeom prst="rect"/>
+                  </pic:spPr>
+                </pic:pic>
+              </a:graphicData>
+            </a:graphic>
+          </wp:inline>
+        </w:drawing>
+      </w:r>
+    </w:p>
+    <w:p>
+      <w:pPr>
+        <w:keepLines/>
+        <w:jc w:val="center"/>
+      </w:pPr>
+      <w:r>
+        <w:rPr>
+          <w:rFonts w:ascii="Cordia New" w:hAnsi="Cordia New" w:eastAsia="Cordia New"/>
+          <w:sz w:val="22"/>
+        </w:rPr>
+        <w:t>รูปที่ 8: รูปที่ 4 แผนผังการพิจารณาเอกสารประกันรายได้ทั้งกระบวนการ - ส่วนที่ 5/7</w:t>
+      </w:r>
+    </w:p>
+    <w:p>
+      <w:pPr>
+        <w:keepNext/>
+        <w:jc w:val="center"/>
+      </w:pPr>
+      <w:r>
+        <w:drawing>
+          <wp:inline xmlns:a="http://schemas.openxmlformats.org/drawingml/2006/main" xmlns:pic="http://schemas.openxmlformats.org/drawingml/2006/picture">
+            <wp:extent cx="6120000" cy="5682250"/>
+            <wp:docPr id="10" name="Picture 10"/>
+            <wp:cNvGraphicFramePr>
+              <a:graphicFrameLocks noChangeAspect="1"/>
+            </wp:cNvGraphicFramePr>
+            <a:graphic>
+              <a:graphicData uri="http://schemas.openxmlformats.org/drawingml/2006/picture">
+                <pic:pic>
+                  <pic:nvPicPr>
+                    <pic:cNvPr id="0" name="k2-flow-06.png"/>
+                    <pic:cNvPicPr/>
+                  </pic:nvPicPr>
+                  <pic:blipFill>
+                    <a:blip r:embed="rId20"/>
+                    <a:stretch>
+                      <a:fillRect/>
+                    </a:stretch>
+                  </pic:blipFill>
+                  <pic:spPr>
+                    <a:xfrm>
+                      <a:off x="0" y="0"/>
+                      <a:ext cx="6120000" cy="5682250"/>
+                    </a:xfrm>
+                    <a:prstGeom prst="rect"/>
+                  </pic:spPr>
+                </pic:pic>
+              </a:graphicData>
+            </a:graphic>
+          </wp:inline>
+        </w:drawing>
+      </w:r>
+    </w:p>
+    <w:p>
+      <w:pPr>
+        <w:keepLines/>
+        <w:jc w:val="center"/>
+      </w:pPr>
+      <w:r>
+        <w:rPr>
+          <w:rFonts w:ascii="Cordia New" w:hAnsi="Cordia New" w:eastAsia="Cordia New"/>
+          <w:sz w:val="22"/>
+        </w:rPr>
+        <w:t>รูปที่ 9: รูปที่ 4 แผนผังการพิจารณาเอกสารประกันรายได้ทั้งกระบวนการ - ส่วนที่ 6/7</w:t>
+      </w:r>
+    </w:p>
+    <w:p>
+      <w:pPr>
+        <w:keepNext/>
+        <w:jc w:val="center"/>
+      </w:pPr>
+      <w:r>
+        <w:drawing>
+          <wp:inline xmlns:a="http://schemas.openxmlformats.org/drawingml/2006/main" xmlns:pic="http://schemas.openxmlformats.org/drawingml/2006/picture">
+            <wp:extent cx="6120000" cy="5673750"/>
+            <wp:docPr id="11" name="Picture 11"/>
+            <wp:cNvGraphicFramePr>
+              <a:graphicFrameLocks noChangeAspect="1"/>
+            </wp:cNvGraphicFramePr>
+            <a:graphic>
+              <a:graphicData uri="http://schemas.openxmlformats.org/drawingml/2006/picture">
+                <pic:pic>
+                  <pic:nvPicPr>
+                    <pic:cNvPr id="0" name="k2-flow-07.png"/>
+                    <pic:cNvPicPr/>
+                  </pic:nvPicPr>
+                  <pic:blipFill>
+                    <a:blip r:embed="rId21"/>
+                    <a:stretch>
+                      <a:fillRect/>
+                    </a:stretch>
+                  </pic:blipFill>
+                  <pic:spPr>
+                    <a:xfrm>
+                      <a:off x="0" y="0"/>
+                      <a:ext cx="6120000" cy="5673750"/>
+                    </a:xfrm>
+                    <a:prstGeom prst="rect"/>
+                  </pic:spPr>
+                </pic:pic>
+              </a:graphicData>
+            </a:graphic>
+          </wp:inline>
+        </w:drawing>
+      </w:r>
+    </w:p>
+    <w:p>
+      <w:pPr>
+        <w:keepLines/>
+        <w:jc w:val="center"/>
+      </w:pPr>
+      <w:r>
+        <w:rPr>
+          <w:rFonts w:ascii="Cordia New" w:hAnsi="Cordia New" w:eastAsia="Cordia New"/>
+          <w:sz w:val="22"/>
+        </w:rPr>
+        <w:t>รูปที่ 10: รูปที่ 4 แผนผังการพิจารณาเอกสารประกันรายได้ทั้งกระบวนการ - ส่วนที่ 7/7</w:t>
       </w:r>
     </w:p>
     <w:p>
@@ -6025,7 +6184,7 @@
         <w:drawing>
           <wp:inline xmlns:a="http://schemas.openxmlformats.org/drawingml/2006/main" xmlns:pic="http://schemas.openxmlformats.org/drawingml/2006/picture">
             <wp:extent cx="6120000" cy="4284000"/>
-            <wp:docPr id="9" name="Picture 9"/>
+            <wp:docPr id="12" name="Picture 12"/>
             <wp:cNvGraphicFramePr>
               <a:graphicFrameLocks noChangeAspect="1"/>
             </wp:cNvGraphicFramePr>
@@ -6037,7 +6196,7 @@
                     <pic:cNvPicPr/>
                   </pic:nvPicPr>
                   <pic:blipFill>
-                    <a:blip r:embed="rId19"/>
+                    <a:blip r:embed="rId22"/>
                     <a:stretch>
                       <a:fillRect/>
                     </a:stretch>
@@ -6066,7 +6225,7 @@
           <w:rFonts w:ascii="Cordia New" w:hAnsi="Cordia New" w:eastAsia="Cordia New"/>
           <w:sz w:val="22"/>
         </w:rPr>
-        <w:t>รูปที่ 8: รูปที่ 5 หน้าจอสร้างเอกสารประกันรายได้</w:t>
+        <w:t>รูปที่ 11: รูปที่ 5 หน้าจอสร้างเอกสารประกันรายได้</w:t>
       </w:r>
     </w:p>
     <w:p>
@@ -6304,8 +6463,8 @@
       <w:r>
         <w:drawing>
           <wp:inline xmlns:a="http://schemas.openxmlformats.org/drawingml/2006/main" xmlns:pic="http://schemas.openxmlformats.org/drawingml/2006/picture">
-            <wp:extent cx="6120000" cy="3247000"/>
-            <wp:docPr id="10" name="Picture 10"/>
+            <wp:extent cx="6120000" cy="3570000"/>
+            <wp:docPr id="13" name="Picture 13"/>
             <wp:cNvGraphicFramePr>
               <a:graphicFrameLocks noChangeAspect="1"/>
             </wp:cNvGraphicFramePr>
@@ -6317,7 +6476,7 @@
                     <pic:cNvPicPr/>
                   </pic:nvPicPr>
                   <pic:blipFill>
-                    <a:blip r:embed="rId20"/>
+                    <a:blip r:embed="rId23"/>
                     <a:stretch>
                       <a:fillRect/>
                     </a:stretch>
@@ -6325,7 +6484,7 @@
                   <pic:spPr>
                     <a:xfrm>
                       <a:off x="0" y="0"/>
-                      <a:ext cx="6120000" cy="3247000"/>
+                      <a:ext cx="6120000" cy="3570000"/>
                     </a:xfrm>
                     <a:prstGeom prst="rect"/>
                   </pic:spPr>
@@ -6346,7 +6505,7 @@
           <w:rFonts w:ascii="Cordia New" w:hAnsi="Cordia New" w:eastAsia="Cordia New"/>
           <w:sz w:val="22"/>
         </w:rPr>
-        <w:t>รูปที่ 9: รูปที่ 6 หน้าจอเอกสารรอดำเนินการ - ส่วนที่ 1/2</w:t>
+        <w:t>รูปที่ 12: รูปที่ 6 หน้าจอเอกสารรอดำเนินการ - ส่วนที่ 1/2</w:t>
       </w:r>
     </w:p>
     <w:p>
@@ -6357,8 +6516,8 @@
       <w:r>
         <w:drawing>
           <wp:inline xmlns:a="http://schemas.openxmlformats.org/drawingml/2006/main" xmlns:pic="http://schemas.openxmlformats.org/drawingml/2006/picture">
-            <wp:extent cx="6120000" cy="3247000"/>
-            <wp:docPr id="11" name="Picture 11"/>
+            <wp:extent cx="6120000" cy="3570000"/>
+            <wp:docPr id="14" name="Picture 14"/>
             <wp:cNvGraphicFramePr>
               <a:graphicFrameLocks noChangeAspect="1"/>
             </wp:cNvGraphicFramePr>
@@ -6370,7 +6529,7 @@
                     <pic:cNvPicPr/>
                   </pic:nvPicPr>
                   <pic:blipFill>
-                    <a:blip r:embed="rId21"/>
+                    <a:blip r:embed="rId24"/>
                     <a:stretch>
                       <a:fillRect/>
                     </a:stretch>
@@ -6378,7 +6537,7 @@
                   <pic:spPr>
                     <a:xfrm>
                       <a:off x="0" y="0"/>
-                      <a:ext cx="6120000" cy="3247000"/>
+                      <a:ext cx="6120000" cy="3570000"/>
                     </a:xfrm>
                     <a:prstGeom prst="rect"/>
                   </pic:spPr>
@@ -6399,7 +6558,7 @@
           <w:rFonts w:ascii="Cordia New" w:hAnsi="Cordia New" w:eastAsia="Cordia New"/>
           <w:sz w:val="22"/>
         </w:rPr>
-        <w:t>รูปที่ 10: รูปที่ 6 หน้าจอเอกสารรอดำเนินการ - ส่วนที่ 2/2</w:t>
+        <w:t>รูปที่ 13: รูปที่ 6 หน้าจอเอกสารรอดำเนินการ - ส่วนที่ 2/2</w:t>
       </w:r>
     </w:p>
     <w:p>
@@ -7905,8 +8064,8 @@
       <w:r>
         <w:drawing>
           <wp:inline xmlns:a="http://schemas.openxmlformats.org/drawingml/2006/main" xmlns:pic="http://schemas.openxmlformats.org/drawingml/2006/picture">
-            <wp:extent cx="6120000" cy="4853500"/>
-            <wp:docPr id="12" name="Picture 12"/>
+            <wp:extent cx="6120000" cy="4250000"/>
+            <wp:docPr id="15" name="Picture 15"/>
             <wp:cNvGraphicFramePr>
               <a:graphicFrameLocks noChangeAspect="1"/>
             </wp:cNvGraphicFramePr>
@@ -7918,7 +8077,7 @@
                     <pic:cNvPicPr/>
                   </pic:nvPicPr>
                   <pic:blipFill>
-                    <a:blip r:embed="rId22"/>
+                    <a:blip r:embed="rId25"/>
                     <a:stretch>
                       <a:fillRect/>
                     </a:stretch>
@@ -7926,7 +8085,7 @@
                   <pic:spPr>
                     <a:xfrm>
                       <a:off x="0" y="0"/>
-                      <a:ext cx="6120000" cy="4853500"/>
+                      <a:ext cx="6120000" cy="4250000"/>
                     </a:xfrm>
                     <a:prstGeom prst="rect"/>
                   </pic:spPr>
@@ -7947,7 +8106,7 @@
           <w:rFonts w:ascii="Cordia New" w:hAnsi="Cordia New" w:eastAsia="Cordia New"/>
           <w:sz w:val="22"/>
         </w:rPr>
-        <w:t>รูปที่ 11: รูปที่ 23 หน้าจอกำหนดปัจจัยภายนอก</w:t>
+        <w:t>รูปที่ 14: รูปที่ 23 หน้าจอกำหนดปัจจัยภายนอก</w:t>
       </w:r>
     </w:p>
     <w:p>
@@ -7958,8 +8117,8 @@
       <w:r>
         <w:drawing>
           <wp:inline xmlns:a="http://schemas.openxmlformats.org/drawingml/2006/main" xmlns:pic="http://schemas.openxmlformats.org/drawingml/2006/picture">
-            <wp:extent cx="6120000" cy="5291656"/>
-            <wp:docPr id="13" name="Picture 13"/>
+            <wp:extent cx="6120000" cy="4463312"/>
+            <wp:docPr id="16" name="Picture 16"/>
             <wp:cNvGraphicFramePr>
               <a:graphicFrameLocks noChangeAspect="1"/>
             </wp:cNvGraphicFramePr>
@@ -7971,7 +8130,7 @@
                     <pic:cNvPicPr/>
                   </pic:nvPicPr>
                   <pic:blipFill>
-                    <a:blip r:embed="rId23"/>
+                    <a:blip r:embed="rId26"/>
                     <a:stretch>
                       <a:fillRect/>
                     </a:stretch>
@@ -7979,7 +8138,7 @@
                   <pic:spPr>
                     <a:xfrm>
                       <a:off x="0" y="0"/>
-                      <a:ext cx="6120000" cy="5291656"/>
+                      <a:ext cx="6120000" cy="4463312"/>
                     </a:xfrm>
                     <a:prstGeom prst="rect"/>
                   </pic:spPr>
@@ -8000,7 +8159,7 @@
           <w:rFonts w:ascii="Cordia New" w:hAnsi="Cordia New" w:eastAsia="Cordia New"/>
           <w:sz w:val="22"/>
         </w:rPr>
-        <w:t>รูปที่ 12: รูปที่ 24 หน้าต่างเพิ่มปัจจัยภายนอก</w:t>
+        <w:t>รูปที่ 15: รูปที่ 24 หน้าต่างเพิ่มปัจจัยภายนอก</w:t>
       </w:r>
     </w:p>
     <w:tbl>
@@ -8538,8 +8697,8 @@
       <w:r>
         <w:drawing>
           <wp:inline xmlns:a="http://schemas.openxmlformats.org/drawingml/2006/main" xmlns:pic="http://schemas.openxmlformats.org/drawingml/2006/picture">
-            <wp:extent cx="6120000" cy="3391500"/>
-            <wp:docPr id="14" name="Picture 14"/>
+            <wp:extent cx="6120000" cy="5295500"/>
+            <wp:docPr id="17" name="Picture 17"/>
             <wp:cNvGraphicFramePr>
               <a:graphicFrameLocks noChangeAspect="1"/>
             </wp:cNvGraphicFramePr>
@@ -8551,7 +8710,7 @@
                     <pic:cNvPicPr/>
                   </pic:nvPicPr>
                   <pic:blipFill>
-                    <a:blip r:embed="rId24"/>
+                    <a:blip r:embed="rId27"/>
                     <a:stretch>
                       <a:fillRect/>
                     </a:stretch>
@@ -8559,7 +8718,7 @@
                   <pic:spPr>
                     <a:xfrm>
                       <a:off x="0" y="0"/>
-                      <a:ext cx="6120000" cy="3391500"/>
+                      <a:ext cx="6120000" cy="5295500"/>
                     </a:xfrm>
                     <a:prstGeom prst="rect"/>
                   </pic:spPr>
@@ -8580,7 +8739,7 @@
           <w:rFonts w:ascii="Cordia New" w:hAnsi="Cordia New" w:eastAsia="Cordia New"/>
           <w:sz w:val="22"/>
         </w:rPr>
-        <w:t>รูปที่ 13: รูปที่ 25 หน้าจอกำหนดรายชื่อคู่แข่ง - ส่วนที่ 1/2</w:t>
+        <w:t>รูปที่ 16: รูปที่ 25 หน้าจอกำหนดรายชื่อคู่แข่ง</w:t>
       </w:r>
     </w:p>
     <w:p>
@@ -8591,8 +8750,8 @@
       <w:r>
         <w:drawing>
           <wp:inline xmlns:a="http://schemas.openxmlformats.org/drawingml/2006/main" xmlns:pic="http://schemas.openxmlformats.org/drawingml/2006/picture">
-            <wp:extent cx="6120000" cy="3391500"/>
-            <wp:docPr id="15" name="Picture 15"/>
+            <wp:extent cx="6120000" cy="5291656"/>
+            <wp:docPr id="18" name="Picture 18"/>
             <wp:cNvGraphicFramePr>
               <a:graphicFrameLocks noChangeAspect="1"/>
             </wp:cNvGraphicFramePr>
@@ -8600,11 +8759,11 @@
               <a:graphicData uri="http://schemas.openxmlformats.org/drawingml/2006/picture">
                 <pic:pic>
                   <pic:nvPicPr>
-                    <pic:cNvPr id="0" name="k2-competitors-02.png"/>
+                    <pic:cNvPr id="0" name="modal-add-competitor-master.png"/>
                     <pic:cNvPicPr/>
                   </pic:nvPicPr>
                   <pic:blipFill>
-                    <a:blip r:embed="rId25"/>
+                    <a:blip r:embed="rId28"/>
                     <a:stretch>
                       <a:fillRect/>
                     </a:stretch>
@@ -8612,7 +8771,7 @@
                   <pic:spPr>
                     <a:xfrm>
                       <a:off x="0" y="0"/>
-                      <a:ext cx="6120000" cy="3391500"/>
+                      <a:ext cx="6120000" cy="5291656"/>
                     </a:xfrm>
                     <a:prstGeom prst="rect"/>
                   </pic:spPr>
@@ -8633,60 +8792,7 @@
           <w:rFonts w:ascii="Cordia New" w:hAnsi="Cordia New" w:eastAsia="Cordia New"/>
           <w:sz w:val="22"/>
         </w:rPr>
-        <w:t>รูปที่ 14: รูปที่ 25 หน้าจอกำหนดรายชื่อคู่แข่ง - ส่วนที่ 2/2</w:t>
-      </w:r>
-    </w:p>
-    <w:p>
-      <w:pPr>
-        <w:keepNext/>
-        <w:jc w:val="center"/>
-      </w:pPr>
-      <w:r>
-        <w:drawing>
-          <wp:inline xmlns:a="http://schemas.openxmlformats.org/drawingml/2006/main" xmlns:pic="http://schemas.openxmlformats.org/drawingml/2006/picture">
-            <wp:extent cx="6120000" cy="6129745"/>
-            <wp:docPr id="16" name="Picture 16"/>
-            <wp:cNvGraphicFramePr>
-              <a:graphicFrameLocks noChangeAspect="1"/>
-            </wp:cNvGraphicFramePr>
-            <a:graphic>
-              <a:graphicData uri="http://schemas.openxmlformats.org/drawingml/2006/picture">
-                <pic:pic>
-                  <pic:nvPicPr>
-                    <pic:cNvPr id="0" name="modal-add-competitor-master.png"/>
-                    <pic:cNvPicPr/>
-                  </pic:nvPicPr>
-                  <pic:blipFill>
-                    <a:blip r:embed="rId26"/>
-                    <a:stretch>
-                      <a:fillRect/>
-                    </a:stretch>
-                  </pic:blipFill>
-                  <pic:spPr>
-                    <a:xfrm>
-                      <a:off x="0" y="0"/>
-                      <a:ext cx="6120000" cy="6129745"/>
-                    </a:xfrm>
-                    <a:prstGeom prst="rect"/>
-                  </pic:spPr>
-                </pic:pic>
-              </a:graphicData>
-            </a:graphic>
-          </wp:inline>
-        </w:drawing>
-      </w:r>
-    </w:p>
-    <w:p>
-      <w:pPr>
-        <w:keepLines/>
-        <w:jc w:val="center"/>
-      </w:pPr>
-      <w:r>
-        <w:rPr>
-          <w:rFonts w:ascii="Cordia New" w:hAnsi="Cordia New" w:eastAsia="Cordia New"/>
-          <w:sz w:val="22"/>
-        </w:rPr>
-        <w:t>รูปที่ 15: รูปที่ 26 หน้าต่างเพิ่มรายชื่อคู่แข่ง</w:t>
+        <w:t>รูปที่ 17: รูปที่ 26 หน้าต่างเพิ่มรายชื่อคู่แข่ง</w:t>
       </w:r>
     </w:p>
     <w:tbl>
